--- a/Survey Details.docx
+++ b/Survey Details.docx
@@ -12,35 +12,11 @@
       </w:pPr>
       <w:r>
         <w:rPr>
-          <w:rFonts w:ascii="Times New Roman" w:hAnsi="Times New Roman" w:cs="Times New Roman" w:hint="eastAsia"/>
-          <w:b/>
-          <w:bCs/>
-        </w:rPr>
-        <w:t>[</w:t>
-      </w:r>
-      <w:r>
-        <w:rPr>
-          <w:rFonts w:ascii="Times New Roman" w:hAnsi="Times New Roman" w:cs="Times New Roman"/>
-          <w:b/>
-          <w:bCs/>
-        </w:rPr>
-        <w:t>Survey Protocol</w:t>
-      </w:r>
-      <w:r>
-        <w:rPr>
-          <w:rFonts w:ascii="Times New Roman" w:hAnsi="Times New Roman" w:cs="Times New Roman" w:hint="eastAsia"/>
-          <w:b/>
-          <w:bCs/>
-        </w:rPr>
-        <w:t>]</w:t>
-      </w:r>
-      <w:r>
-        <w:rPr>
-          <w:rFonts w:ascii="Times New Roman" w:hAnsi="Times New Roman" w:cs="Times New Roman"/>
-          <w:b/>
-          <w:bCs/>
-        </w:rPr>
-        <w:t xml:space="preserve"> </w:t>
+          <w:rFonts w:ascii="Times New Roman" w:hAnsi="Times New Roman" w:cs="Times New Roman"/>
+          <w:b/>
+          <w:bCs/>
+        </w:rPr>
+        <w:t xml:space="preserve">[Survey Protocol] </w:t>
       </w:r>
     </w:p>
     <w:p>
@@ -58,32 +34,6 @@
           <w:bCs/>
         </w:rPr>
         <w:t>________________________________________</w:t>
-      </w:r>
-    </w:p>
-    <w:p>
-      <w:pPr>
-        <w:rPr>
-          <w:rFonts w:ascii="Times New Roman" w:hAnsi="Times New Roman" w:cs="Times New Roman"/>
-        </w:rPr>
-      </w:pPr>
-      <w:r>
-        <w:rPr>
-          <w:rFonts w:ascii="Times New Roman" w:hAnsi="Times New Roman" w:cs="Times New Roman"/>
-        </w:rPr>
-        <w:t>Public Perception Study on the Fukushima Wastewater Discharge</w:t>
-      </w:r>
-    </w:p>
-    <w:p>
-      <w:pPr>
-        <w:rPr>
-          <w:rFonts w:ascii="Times New Roman" w:hAnsi="Times New Roman" w:cs="Times New Roman"/>
-        </w:rPr>
-      </w:pPr>
-      <w:r>
-        <w:rPr>
-          <w:rFonts w:ascii="Times New Roman" w:hAnsi="Times New Roman" w:cs="Times New Roman"/>
-        </w:rPr>
-        <w:t>Integrated with Gallup Korea’s "Daily Opinion" (Weekly Public Opinion Tracker)</w:t>
       </w:r>
     </w:p>
     <w:p>
@@ -167,59 +117,6 @@
           <w:b/>
           <w:bCs/>
         </w:rPr>
-        <w:t>Political Context:</w:t>
-      </w:r>
-      <w:r>
-        <w:rPr>
-          <w:rFonts w:ascii="Times New Roman" w:hAnsi="Times New Roman" w:cs="Times New Roman"/>
-        </w:rPr>
-        <w:t xml:space="preserve"> The survey includes core metrics such as </w:t>
-      </w:r>
-      <w:r>
-        <w:rPr>
-          <w:rFonts w:ascii="Times New Roman" w:hAnsi="Times New Roman" w:cs="Times New Roman"/>
-          <w:b/>
-          <w:bCs/>
-        </w:rPr>
-        <w:t>Presidential Job Performance</w:t>
-      </w:r>
-      <w:r>
-        <w:rPr>
-          <w:rFonts w:ascii="Times New Roman" w:hAnsi="Times New Roman" w:cs="Times New Roman"/>
-        </w:rPr>
-        <w:t xml:space="preserve"> and </w:t>
-      </w:r>
-      <w:r>
-        <w:rPr>
-          <w:rFonts w:ascii="Times New Roman" w:hAnsi="Times New Roman" w:cs="Times New Roman"/>
-          <w:b/>
-          <w:bCs/>
-        </w:rPr>
-        <w:t>Party Identification (PID)</w:t>
-      </w:r>
-      <w:r>
-        <w:rPr>
-          <w:rFonts w:ascii="Times New Roman" w:hAnsi="Times New Roman" w:cs="Times New Roman"/>
-        </w:rPr>
-        <w:t xml:space="preserve"> to analyze the correlation between political sentiment and risk perception.</w:t>
-      </w:r>
-    </w:p>
-    <w:p>
-      <w:pPr>
-        <w:numPr>
-          <w:ilvl w:val="0"/>
-          <w:numId w:val="1"/>
-        </w:numPr>
-        <w:rPr>
-          <w:rFonts w:ascii="Times New Roman" w:hAnsi="Times New Roman" w:cs="Times New Roman"/>
-        </w:rPr>
-      </w:pPr>
-      <w:r>
-        <w:rPr>
-          <w:rFonts w:ascii="Times New Roman" w:hAnsi="Times New Roman" w:cs="Times New Roman"/>
-          <w:b/>
-          <w:bCs/>
-        </w:rPr>
         <w:t>Regulatory Status (NESDC):</w:t>
       </w:r>
       <w:r>
@@ -228,7 +125,7 @@
         </w:rPr>
         <w:t xml:space="preserve"> As it tracks political indicators, this survey strictly adheres to the standards of the </w:t>
       </w:r>
-      <w:hyperlink r:id="rId5" w:history="1">
+      <w:hyperlink r:id="rId7" w:history="1">
         <w:r>
           <w:rPr>
             <w:rStyle w:val="aa"/>
@@ -302,7 +199,7 @@
           <w:b/>
           <w:bCs/>
         </w:rPr>
-        <w:t>Wireless Virtual Numbers</w:t>
+        <w:t>randomly selected Wireless Virtual Numbers</w:t>
       </w:r>
       <w:r>
         <w:rPr>
@@ -374,7 +271,7 @@
         </w:rPr>
         <w:t xml:space="preserve"> Detailed documentation on Gallup Korea’s transition to wireless virtual numbers and its scientific sampling design can be found here: </w:t>
       </w:r>
-      <w:hyperlink r:id="rId6" w:tgtFrame="_blank" w:history="1">
+      <w:hyperlink r:id="rId8" w:tgtFrame="_blank" w:history="1">
         <w:r>
           <w:rPr>
             <w:rStyle w:val="aa"/>
@@ -523,13 +420,13 @@
           <w:b/>
           <w:bCs/>
         </w:rPr>
-        <w:t>Module II: Political Sentiment:</w:t>
-      </w:r>
-      <w:r>
-        <w:rPr>
-          <w:rFonts w:ascii="Times New Roman" w:hAnsi="Times New Roman" w:cs="Times New Roman"/>
-        </w:rPr>
-        <w:t xml:space="preserve"> Presidential approval and current party support.</w:t>
+        <w:t>Module II: Presidential Approval:</w:t>
+      </w:r>
+      <w:r>
+        <w:rPr>
+          <w:rFonts w:ascii="Times New Roman" w:hAnsi="Times New Roman" w:cs="Times New Roman"/>
+        </w:rPr>
+        <w:t xml:space="preserve"> Presidential approval </w:t>
       </w:r>
     </w:p>
     <w:p>
@@ -548,7 +445,7 @@
           <w:b/>
           <w:bCs/>
         </w:rPr>
-        <w:t>Module III: Fukushima Wastewater Perception:</w:t>
+        <w:t>Module III: Fukushima Treated Contaminated Water Discharge:</w:t>
       </w:r>
       <w:r>
         <w:rPr>
@@ -590,20 +487,13 @@
           <w:b/>
           <w:bCs/>
         </w:rPr>
-        <w:t>Module IV: Socioeconomic Indicators:</w:t>
-      </w:r>
-      <w:r>
-        <w:rPr>
-          <w:rFonts w:ascii="Times New Roman" w:hAnsi="Times New Roman" w:cs="Times New Roman"/>
-        </w:rPr>
-        <w:t xml:space="preserve"> Political ideology (5-point scale), occupation, and </w:t>
-      </w:r>
-      <w:r>
-        <w:rPr>
-          <w:rFonts w:ascii="Times New Roman" w:hAnsi="Times New Roman" w:cs="Times New Roman"/>
-        </w:rPr>
-        <w:lastRenderedPageBreak/>
-        <w:t>subjective economic tier.</w:t>
+        <w:t>Module IV: Socioeconomic Variables:</w:t>
+      </w:r>
+      <w:r>
+        <w:rPr>
+          <w:rFonts w:ascii="Times New Roman" w:hAnsi="Times New Roman" w:cs="Times New Roman"/>
+        </w:rPr>
+        <w:t xml:space="preserve"> Political ideology (5-point scale), occupation, and subjective economic tier.</w:t>
       </w:r>
     </w:p>
     <w:p>
@@ -687,6 +577,7 @@
           <w:b/>
           <w:bCs/>
         </w:rPr>
+        <w:lastRenderedPageBreak/>
         <w:t>Reporting:</w:t>
       </w:r>
       <w:r>
@@ -733,7 +624,7 @@
         </w:rPr>
         <w:t xml:space="preserve"> The weekly reports are accessible to the public for free on the official Gallup Korea website (</w:t>
       </w:r>
-      <w:hyperlink r:id="rId7" w:tgtFrame="_blank" w:history="1">
+      <w:hyperlink r:id="rId9" w:tgtFrame="_blank" w:history="1">
         <w:r>
           <w:rPr>
             <w:rFonts w:ascii="Times New Roman" w:eastAsia="굴림" w:hAnsi="Times New Roman" w:cs="Times New Roman"/>
@@ -763,58 +654,246 @@
         </w:rPr>
       </w:pPr>
     </w:p>
-    <w:p/>
-    <w:p/>
-    <w:p/>
-    <w:p/>
-    <w:p/>
-    <w:p/>
-    <w:p/>
-    <w:p/>
-    <w:p/>
-    <w:p/>
-    <w:p/>
-    <w:p/>
-    <w:p/>
-    <w:p/>
-    <w:p/>
-    <w:p/>
-    <w:p/>
-    <w:p/>
-    <w:p/>
-    <w:p>
-      <w:pPr>
-        <w:spacing w:line="480" w:lineRule="auto"/>
-        <w:rPr>
-          <w:rFonts w:ascii="Times New Roman" w:hAnsi="Times New Roman" w:cs="Times New Roman"/>
-          <w:b/>
-          <w:bCs/>
-        </w:rPr>
-      </w:pPr>
-      <w:r>
-        <w:rPr>
-          <w:rFonts w:ascii="Times New Roman" w:hAnsi="Times New Roman" w:cs="Times New Roman" w:hint="eastAsia"/>
+    <w:p>
+      <w:pPr>
+        <w:rPr>
+          <w:rFonts w:ascii="Times New Roman" w:hAnsi="Times New Roman" w:cs="Times New Roman"/>
+        </w:rPr>
+      </w:pPr>
+    </w:p>
+    <w:p>
+      <w:pPr>
+        <w:rPr>
+          <w:rFonts w:ascii="Times New Roman" w:hAnsi="Times New Roman" w:cs="Times New Roman"/>
+        </w:rPr>
+      </w:pPr>
+    </w:p>
+    <w:p>
+      <w:pPr>
+        <w:rPr>
+          <w:rFonts w:ascii="Times New Roman" w:hAnsi="Times New Roman" w:cs="Times New Roman"/>
+        </w:rPr>
+      </w:pPr>
+    </w:p>
+    <w:p>
+      <w:pPr>
+        <w:rPr>
+          <w:rFonts w:ascii="Times New Roman" w:hAnsi="Times New Roman" w:cs="Times New Roman"/>
+        </w:rPr>
+      </w:pPr>
+    </w:p>
+    <w:p>
+      <w:pPr>
+        <w:rPr>
+          <w:rFonts w:ascii="Times New Roman" w:hAnsi="Times New Roman" w:cs="Times New Roman"/>
+        </w:rPr>
+      </w:pPr>
+    </w:p>
+    <w:p>
+      <w:pPr>
+        <w:rPr>
+          <w:rFonts w:ascii="Times New Roman" w:hAnsi="Times New Roman" w:cs="Times New Roman"/>
+        </w:rPr>
+      </w:pPr>
+    </w:p>
+    <w:p>
+      <w:pPr>
+        <w:rPr>
+          <w:rFonts w:ascii="Times New Roman" w:hAnsi="Times New Roman" w:cs="Times New Roman"/>
+        </w:rPr>
+      </w:pPr>
+    </w:p>
+    <w:p>
+      <w:pPr>
+        <w:rPr>
+          <w:rFonts w:ascii="Times New Roman" w:hAnsi="Times New Roman" w:cs="Times New Roman"/>
+        </w:rPr>
+      </w:pPr>
+    </w:p>
+    <w:p>
+      <w:pPr>
+        <w:rPr>
+          <w:rFonts w:ascii="Times New Roman" w:hAnsi="Times New Roman" w:cs="Times New Roman"/>
+        </w:rPr>
+      </w:pPr>
+    </w:p>
+    <w:p>
+      <w:pPr>
+        <w:rPr>
+          <w:rFonts w:ascii="Times New Roman" w:hAnsi="Times New Roman" w:cs="Times New Roman"/>
+        </w:rPr>
+      </w:pPr>
+    </w:p>
+    <w:p>
+      <w:pPr>
+        <w:rPr>
+          <w:rFonts w:ascii="Times New Roman" w:hAnsi="Times New Roman" w:cs="Times New Roman"/>
+        </w:rPr>
+      </w:pPr>
+    </w:p>
+    <w:p>
+      <w:pPr>
+        <w:rPr>
+          <w:rFonts w:ascii="Times New Roman" w:hAnsi="Times New Roman" w:cs="Times New Roman"/>
+        </w:rPr>
+      </w:pPr>
+    </w:p>
+    <w:p>
+      <w:pPr>
+        <w:rPr>
+          <w:rFonts w:ascii="Times New Roman" w:hAnsi="Times New Roman" w:cs="Times New Roman"/>
+        </w:rPr>
+      </w:pPr>
+    </w:p>
+    <w:p>
+      <w:pPr>
+        <w:rPr>
+          <w:rFonts w:ascii="Times New Roman" w:hAnsi="Times New Roman" w:cs="Times New Roman"/>
+        </w:rPr>
+      </w:pPr>
+    </w:p>
+    <w:p>
+      <w:pPr>
+        <w:rPr>
+          <w:rFonts w:ascii="Times New Roman" w:hAnsi="Times New Roman" w:cs="Times New Roman"/>
+        </w:rPr>
+      </w:pPr>
+    </w:p>
+    <w:p>
+      <w:pPr>
+        <w:rPr>
+          <w:rFonts w:ascii="Times New Roman" w:hAnsi="Times New Roman" w:cs="Times New Roman"/>
+        </w:rPr>
+      </w:pPr>
+    </w:p>
+    <w:p>
+      <w:pPr>
+        <w:rPr>
+          <w:rFonts w:ascii="Times New Roman" w:hAnsi="Times New Roman" w:cs="Times New Roman"/>
+        </w:rPr>
+      </w:pPr>
+    </w:p>
+    <w:p>
+      <w:pPr>
+        <w:rPr>
+          <w:rFonts w:ascii="Times New Roman" w:hAnsi="Times New Roman" w:cs="Times New Roman"/>
+        </w:rPr>
+      </w:pPr>
+    </w:p>
+    <w:p>
+      <w:pPr>
+        <w:rPr>
+          <w:rFonts w:ascii="Times New Roman" w:hAnsi="Times New Roman" w:cs="Times New Roman"/>
+        </w:rPr>
+      </w:pPr>
+    </w:p>
+    <w:p>
+      <w:pPr>
+        <w:rPr>
+          <w:rFonts w:ascii="Times New Roman" w:hAnsi="Times New Roman" w:cs="Times New Roman"/>
+          <w:b/>
+          <w:bCs/>
+        </w:rPr>
+      </w:pPr>
+    </w:p>
+    <w:p>
+      <w:pPr>
+        <w:rPr>
+          <w:rFonts w:ascii="Times New Roman" w:hAnsi="Times New Roman" w:cs="Times New Roman"/>
+          <w:b/>
+          <w:bCs/>
+        </w:rPr>
+      </w:pPr>
+    </w:p>
+    <w:p>
+      <w:pPr>
+        <w:rPr>
+          <w:rFonts w:ascii="Times New Roman" w:hAnsi="Times New Roman" w:cs="Times New Roman"/>
+          <w:b/>
+          <w:bCs/>
+        </w:rPr>
+      </w:pPr>
+    </w:p>
+    <w:p>
+      <w:pPr>
+        <w:rPr>
+          <w:rFonts w:ascii="Times New Roman" w:hAnsi="Times New Roman" w:cs="Times New Roman"/>
+          <w:b/>
+          <w:bCs/>
+        </w:rPr>
+      </w:pPr>
+    </w:p>
+    <w:p>
+      <w:pPr>
+        <w:rPr>
+          <w:rFonts w:ascii="Times New Roman" w:hAnsi="Times New Roman" w:cs="Times New Roman"/>
+          <w:b/>
+          <w:bCs/>
+        </w:rPr>
+      </w:pPr>
+    </w:p>
+    <w:p>
+      <w:pPr>
+        <w:rPr>
+          <w:rFonts w:ascii="Times New Roman" w:hAnsi="Times New Roman" w:cs="Times New Roman"/>
+          <w:b/>
+          <w:bCs/>
+        </w:rPr>
+      </w:pPr>
+    </w:p>
+    <w:p>
+      <w:pPr>
+        <w:rPr>
+          <w:rFonts w:ascii="Times New Roman" w:hAnsi="Times New Roman" w:cs="Times New Roman"/>
+          <w:b/>
+          <w:bCs/>
+        </w:rPr>
+      </w:pPr>
+    </w:p>
+    <w:p>
+      <w:pPr>
+        <w:rPr>
+          <w:rFonts w:ascii="Times New Roman" w:hAnsi="Times New Roman" w:cs="Times New Roman"/>
+          <w:b/>
+          <w:bCs/>
+        </w:rPr>
+      </w:pPr>
+    </w:p>
+    <w:p>
+      <w:pPr>
+        <w:rPr>
+          <w:rFonts w:ascii="Times New Roman" w:hAnsi="Times New Roman" w:cs="Times New Roman"/>
+          <w:b/>
+          <w:bCs/>
+        </w:rPr>
+      </w:pPr>
+    </w:p>
+    <w:p>
+      <w:pPr>
+        <w:rPr>
+          <w:rFonts w:ascii="Times New Roman" w:hAnsi="Times New Roman" w:cs="Times New Roman"/>
+          <w:b/>
+          <w:bCs/>
+        </w:rPr>
+      </w:pPr>
+    </w:p>
+    <w:p>
+      <w:pPr>
+        <w:spacing w:line="480" w:lineRule="auto"/>
+        <w:rPr>
+          <w:rFonts w:ascii="Times New Roman" w:hAnsi="Times New Roman" w:cs="Times New Roman"/>
+          <w:b/>
+          <w:bCs/>
+        </w:rPr>
+      </w:pPr>
+      <w:r>
+        <w:rPr>
+          <w:rFonts w:ascii="Times New Roman" w:hAnsi="Times New Roman" w:cs="Times New Roman"/>
           <w:b/>
           <w:bCs/>
         </w:rPr>
         <w:lastRenderedPageBreak/>
-        <w:t xml:space="preserve">[Survey </w:t>
-      </w:r>
-      <w:r>
-        <w:rPr>
-          <w:rFonts w:ascii="Times New Roman" w:hAnsi="Times New Roman" w:cs="Times New Roman"/>
-          <w:b/>
-          <w:bCs/>
-        </w:rPr>
-        <w:t>questionnaire</w:t>
-      </w:r>
-      <w:r>
-        <w:rPr>
-          <w:rFonts w:ascii="Times New Roman" w:hAnsi="Times New Roman" w:cs="Times New Roman" w:hint="eastAsia"/>
-          <w:b/>
-          <w:bCs/>
-        </w:rPr>
-        <w:t>]</w:t>
+        <w:t>[Survey questionnaire]</w:t>
       </w:r>
     </w:p>
     <w:p>
@@ -836,11 +915,15 @@
         <w:spacing w:line="480" w:lineRule="auto"/>
         <w:rPr>
           <w:rFonts w:ascii="Times New Roman" w:hAnsi="Times New Roman" w:cs="Times New Roman"/>
-        </w:rPr>
-      </w:pPr>
-      <w:r>
-        <w:rPr>
-          <w:rFonts w:ascii="Times New Roman" w:hAnsi="Times New Roman" w:cs="Times New Roman"/>
+          <w:b/>
+          <w:bCs/>
+        </w:rPr>
+      </w:pPr>
+      <w:r>
+        <w:rPr>
+          <w:rFonts w:ascii="Times New Roman" w:hAnsi="Times New Roman" w:cs="Times New Roman"/>
+          <w:b/>
+          <w:bCs/>
         </w:rPr>
         <w:t>I. Screening &amp; Demographics</w:t>
       </w:r>
@@ -856,19 +939,7 @@
         <w:rPr>
           <w:rFonts w:ascii="Times New Roman" w:hAnsi="Times New Roman" w:cs="Times New Roman"/>
         </w:rPr>
-        <w:t>• Residen</w:t>
-      </w:r>
-      <w:r>
-        <w:rPr>
-          <w:rFonts w:ascii="Times New Roman" w:hAnsi="Times New Roman" w:cs="Times New Roman" w:hint="eastAsia"/>
-        </w:rPr>
-        <w:t>tial area</w:t>
-      </w:r>
-      <w:r>
-        <w:rPr>
-          <w:rFonts w:ascii="Times New Roman" w:hAnsi="Times New Roman" w:cs="Times New Roman"/>
-        </w:rPr>
-        <w:t xml:space="preserve"> </w:t>
+        <w:t xml:space="preserve">• Residential area </w:t>
       </w:r>
     </w:p>
     <w:p>
@@ -1008,19 +1079,7 @@
         <w:rPr>
           <w:rFonts w:ascii="Times New Roman" w:hAnsi="Times New Roman" w:cs="Times New Roman"/>
         </w:rPr>
-        <w:t xml:space="preserve">• </w:t>
-      </w:r>
-      <w:r>
-        <w:rPr>
-          <w:rFonts w:ascii="Times New Roman" w:hAnsi="Times New Roman" w:cs="Times New Roman" w:hint="eastAsia"/>
-        </w:rPr>
-        <w:t>Sex</w:t>
-      </w:r>
-      <w:r>
-        <w:rPr>
-          <w:rFonts w:ascii="Times New Roman" w:hAnsi="Times New Roman" w:cs="Times New Roman"/>
-        </w:rPr>
-        <w:t xml:space="preserve"> </w:t>
+        <w:t xml:space="preserve">• Sex </w:t>
       </w:r>
     </w:p>
     <w:p>
@@ -1056,13 +1115,17 @@
         <w:spacing w:line="480" w:lineRule="auto"/>
         <w:rPr>
           <w:rFonts w:ascii="Times New Roman" w:hAnsi="Times New Roman" w:cs="Times New Roman"/>
-        </w:rPr>
-      </w:pPr>
-      <w:r>
-        <w:rPr>
-          <w:rFonts w:ascii="Times New Roman" w:hAnsi="Times New Roman" w:cs="Times New Roman"/>
-        </w:rPr>
-        <w:t>II. Presidential Approval and Political Sentiment</w:t>
+          <w:b/>
+          <w:bCs/>
+        </w:rPr>
+      </w:pPr>
+      <w:r>
+        <w:rPr>
+          <w:rFonts w:ascii="Times New Roman" w:hAnsi="Times New Roman" w:cs="Times New Roman"/>
+          <w:b/>
+          <w:bCs/>
+        </w:rPr>
+        <w:t>II. Presidential Approval</w:t>
       </w:r>
     </w:p>
     <w:p>
@@ -1169,63 +1232,44 @@
         <w:spacing w:line="480" w:lineRule="auto"/>
         <w:rPr>
           <w:rFonts w:ascii="Times New Roman" w:hAnsi="Times New Roman" w:cs="Times New Roman"/>
-        </w:rPr>
-      </w:pPr>
-      <w:r>
-        <w:rPr>
-          <w:rFonts w:ascii="Times New Roman" w:hAnsi="Times New Roman" w:cs="Times New Roman"/>
-        </w:rPr>
-        <w:t>III. Issues: Fukushima Wastewater Discharge</w:t>
-      </w:r>
-    </w:p>
-    <w:p>
-      <w:pPr>
-        <w:spacing w:line="480" w:lineRule="auto"/>
-        <w:rPr>
-          <w:rFonts w:ascii="Times New Roman" w:hAnsi="Times New Roman" w:cs="Times New Roman"/>
-        </w:rPr>
-      </w:pPr>
-      <w:r>
-        <w:rPr>
-          <w:rFonts w:ascii="Times New Roman" w:hAnsi="Times New Roman" w:cs="Times New Roman"/>
-        </w:rPr>
-        <w:t>Q</w:t>
-      </w:r>
-      <w:r>
-        <w:rPr>
-          <w:rFonts w:ascii="Times New Roman" w:hAnsi="Times New Roman" w:cs="Times New Roman" w:hint="eastAsia"/>
-        </w:rPr>
-        <w:t>2</w:t>
-      </w:r>
-      <w:r>
-        <w:rPr>
-          <w:rFonts w:ascii="Times New Roman" w:hAnsi="Times New Roman" w:cs="Times New Roman"/>
-        </w:rPr>
-        <w:t xml:space="preserve">. Japan has recently begun discharging treated contaminated water from the Fukushima nuclear power plant into the ocean. </w:t>
-      </w:r>
-      <w:r>
-        <w:rPr>
-          <w:rFonts w:ascii="Times New Roman" w:hAnsi="Times New Roman" w:cs="Times New Roman"/>
-        </w:rPr>
-        <w:t>How concerned are you that the oceans and seafood in South Korea might be contaminated due to the F</w:t>
-      </w:r>
-      <w:r>
-        <w:rPr>
-          <w:rFonts w:ascii="Times New Roman" w:hAnsi="Times New Roman" w:cs="Times New Roman" w:hint="eastAsia"/>
-        </w:rPr>
-        <w:t>ukushima treated contaminated water</w:t>
-      </w:r>
-      <w:r>
-        <w:rPr>
-          <w:rFonts w:ascii="Times New Roman" w:hAnsi="Times New Roman" w:cs="Times New Roman"/>
-        </w:rPr>
-        <w:t xml:space="preserve"> release</w:t>
-      </w:r>
-      <w:r>
-        <w:rPr>
-          <w:rFonts w:ascii="Times New Roman" w:hAnsi="Times New Roman" w:cs="Times New Roman"/>
-        </w:rPr>
-        <w:t xml:space="preserve">? </w:t>
+          <w:b/>
+          <w:bCs/>
+        </w:rPr>
+      </w:pPr>
+      <w:r>
+        <w:rPr>
+          <w:rFonts w:ascii="Times New Roman" w:hAnsi="Times New Roman" w:cs="Times New Roman"/>
+          <w:b/>
+          <w:bCs/>
+        </w:rPr>
+        <w:t>III. Issues: Fukushima Treated Contaminated Water Discharge</w:t>
+      </w:r>
+    </w:p>
+    <w:p>
+      <w:pPr>
+        <w:spacing w:line="480" w:lineRule="auto"/>
+        <w:rPr>
+          <w:rFonts w:ascii="Times New Roman" w:hAnsi="Times New Roman" w:cs="Times New Roman"/>
+        </w:rPr>
+      </w:pPr>
+      <w:r>
+        <w:rPr>
+          <w:rFonts w:ascii="Times New Roman" w:hAnsi="Times New Roman" w:cs="Times New Roman"/>
+        </w:rPr>
+        <w:t>Q2. Japan has recently begun discharging treated contaminated water from the Fukushima nuclear power plant into the ocean.</w:t>
+      </w:r>
+      <w:r>
+        <w:rPr>
+          <w:rStyle w:val="ac"/>
+          <w:rFonts w:ascii="Times New Roman" w:hAnsi="Times New Roman" w:cs="Times New Roman"/>
+        </w:rPr>
+        <w:footnoteReference w:id="1"/>
+      </w:r>
+      <w:r>
+        <w:rPr>
+          <w:rFonts w:ascii="Times New Roman" w:hAnsi="Times New Roman" w:cs="Times New Roman"/>
+        </w:rPr>
+        <w:t xml:space="preserve"> How concerned are you that the oceans and seafood in South Korea might be contaminated due to the Fukushima treated contaminated water release? </w:t>
       </w:r>
     </w:p>
     <w:p>
@@ -1325,44 +1369,470 @@
         <w:rPr>
           <w:rFonts w:ascii="Times New Roman" w:hAnsi="Times New Roman" w:cs="Times New Roman"/>
         </w:rPr>
-        <w:t>Q</w:t>
-      </w:r>
-      <w:r>
-        <w:rPr>
-          <w:rFonts w:ascii="Times New Roman" w:hAnsi="Times New Roman" w:cs="Times New Roman" w:hint="eastAsia"/>
-        </w:rPr>
-        <w:t>3</w:t>
-      </w:r>
-      <w:r>
-        <w:rPr>
-          <w:rFonts w:ascii="Times New Roman" w:hAnsi="Times New Roman" w:cs="Times New Roman"/>
-        </w:rPr>
-        <w:t xml:space="preserve">. </w:t>
-      </w:r>
-      <w:r>
-        <w:rPr>
-          <w:rFonts w:ascii="Times New Roman" w:hAnsi="Times New Roman" w:cs="Times New Roman"/>
-        </w:rPr>
-        <w:t xml:space="preserve">How likely do you think it is that the oceans and seafood in South Korea could be contaminated owing to the </w:t>
-      </w:r>
-      <w:r>
-        <w:rPr>
-          <w:rFonts w:ascii="Times New Roman" w:hAnsi="Times New Roman" w:cs="Times New Roman"/>
-        </w:rPr>
-        <w:t>F</w:t>
-      </w:r>
-      <w:r>
-        <w:rPr>
-          <w:rFonts w:ascii="Times New Roman" w:hAnsi="Times New Roman" w:cs="Times New Roman" w:hint="eastAsia"/>
-        </w:rPr>
-        <w:t>ukushima treated contaminated water</w:t>
-      </w:r>
-      <w:r>
-        <w:rPr>
-          <w:rFonts w:ascii="Times New Roman" w:hAnsi="Times New Roman" w:cs="Times New Roman"/>
-        </w:rPr>
-        <w:t xml:space="preserve"> release?</w:t>
-      </w:r>
+        <w:t xml:space="preserve">Q3. How likely do you think it is that the oceans and seafood in South Korea could be contaminated owing to the Fukushima treated contaminated water release? </w:t>
+      </w:r>
+    </w:p>
+    <w:p>
+      <w:pPr>
+        <w:spacing w:line="480" w:lineRule="auto"/>
+        <w:rPr>
+          <w:rFonts w:ascii="Times New Roman" w:hAnsi="Times New Roman" w:cs="Times New Roman"/>
+        </w:rPr>
+      </w:pPr>
+    </w:p>
+    <w:p>
+      <w:pPr>
+        <w:spacing w:line="480" w:lineRule="auto"/>
+        <w:rPr>
+          <w:rFonts w:ascii="Times New Roman" w:hAnsi="Times New Roman" w:cs="Times New Roman"/>
+        </w:rPr>
+      </w:pPr>
+      <w:r>
+        <w:rPr>
+          <w:rFonts w:ascii="Times New Roman" w:hAnsi="Times New Roman" w:cs="Times New Roman"/>
+        </w:rPr>
+        <w:t xml:space="preserve">1. Very likely </w:t>
+      </w:r>
+    </w:p>
+    <w:p>
+      <w:pPr>
+        <w:spacing w:line="480" w:lineRule="auto"/>
+        <w:rPr>
+          <w:rFonts w:ascii="Times New Roman" w:hAnsi="Times New Roman" w:cs="Times New Roman"/>
+        </w:rPr>
+      </w:pPr>
+      <w:r>
+        <w:rPr>
+          <w:rFonts w:ascii="Times New Roman" w:hAnsi="Times New Roman" w:cs="Times New Roman"/>
+        </w:rPr>
+        <w:t xml:space="preserve">2. Somewhat likely </w:t>
+      </w:r>
+    </w:p>
+    <w:p>
+      <w:pPr>
+        <w:spacing w:line="480" w:lineRule="auto"/>
+        <w:rPr>
+          <w:rFonts w:ascii="Times New Roman" w:hAnsi="Times New Roman" w:cs="Times New Roman"/>
+        </w:rPr>
+      </w:pPr>
+      <w:r>
+        <w:rPr>
+          <w:rFonts w:ascii="Times New Roman" w:hAnsi="Times New Roman" w:cs="Times New Roman"/>
+        </w:rPr>
+        <w:t xml:space="preserve">3. Not very likely </w:t>
+      </w:r>
+    </w:p>
+    <w:p>
+      <w:pPr>
+        <w:spacing w:line="480" w:lineRule="auto"/>
+        <w:rPr>
+          <w:rFonts w:ascii="Times New Roman" w:hAnsi="Times New Roman" w:cs="Times New Roman"/>
+        </w:rPr>
+      </w:pPr>
+      <w:r>
+        <w:rPr>
+          <w:rFonts w:ascii="Times New Roman" w:hAnsi="Times New Roman" w:cs="Times New Roman"/>
+        </w:rPr>
+        <w:lastRenderedPageBreak/>
+        <w:t xml:space="preserve">4. Not at all likely </w:t>
+      </w:r>
+    </w:p>
+    <w:p>
+      <w:pPr>
+        <w:spacing w:line="480" w:lineRule="auto"/>
+        <w:rPr>
+          <w:rFonts w:ascii="Times New Roman" w:hAnsi="Times New Roman" w:cs="Times New Roman"/>
+        </w:rPr>
+      </w:pPr>
+      <w:r>
+        <w:rPr>
+          <w:rFonts w:ascii="Times New Roman" w:hAnsi="Times New Roman" w:cs="Times New Roman"/>
+        </w:rPr>
+        <w:t xml:space="preserve">9. Don't know / Refused </w:t>
+      </w:r>
+    </w:p>
+    <w:p>
+      <w:pPr>
+        <w:spacing w:line="480" w:lineRule="auto"/>
+        <w:rPr>
+          <w:rFonts w:ascii="Times New Roman" w:hAnsi="Times New Roman" w:cs="Times New Roman"/>
+        </w:rPr>
+      </w:pPr>
+    </w:p>
+    <w:p>
+      <w:pPr>
+        <w:spacing w:line="480" w:lineRule="auto"/>
+        <w:rPr>
+          <w:rFonts w:ascii="Times New Roman" w:hAnsi="Times New Roman" w:cs="Times New Roman"/>
+        </w:rPr>
+      </w:pPr>
+      <w:r>
+        <w:rPr>
+          <w:rFonts w:ascii="Times New Roman" w:hAnsi="Times New Roman" w:cs="Times New Roman"/>
+        </w:rPr>
+        <w:t xml:space="preserve">Q4. Do you believe the risks associated with the Fukushima treated contaminated water discharge are exaggerated, or do you believe they are not exaggerated? </w:t>
+      </w:r>
+    </w:p>
+    <w:p>
+      <w:pPr>
+        <w:spacing w:line="480" w:lineRule="auto"/>
+        <w:rPr>
+          <w:rFonts w:ascii="Times New Roman" w:hAnsi="Times New Roman" w:cs="Times New Roman"/>
+        </w:rPr>
+      </w:pPr>
+    </w:p>
+    <w:p>
+      <w:pPr>
+        <w:spacing w:line="480" w:lineRule="auto"/>
+        <w:rPr>
+          <w:rFonts w:ascii="Times New Roman" w:hAnsi="Times New Roman" w:cs="Times New Roman"/>
+        </w:rPr>
+      </w:pPr>
+      <w:r>
+        <w:rPr>
+          <w:rFonts w:ascii="Times New Roman" w:hAnsi="Times New Roman" w:cs="Times New Roman"/>
+        </w:rPr>
+        <w:t xml:space="preserve">1. Exaggerated </w:t>
+      </w:r>
+    </w:p>
+    <w:p>
+      <w:pPr>
+        <w:spacing w:line="480" w:lineRule="auto"/>
+        <w:rPr>
+          <w:rFonts w:ascii="Times New Roman" w:hAnsi="Times New Roman" w:cs="Times New Roman"/>
+        </w:rPr>
+      </w:pPr>
+      <w:r>
+        <w:rPr>
+          <w:rFonts w:ascii="Times New Roman" w:hAnsi="Times New Roman" w:cs="Times New Roman"/>
+        </w:rPr>
+        <w:t xml:space="preserve">2. Not exaggerated </w:t>
+      </w:r>
+    </w:p>
+    <w:p>
+      <w:pPr>
+        <w:spacing w:line="480" w:lineRule="auto"/>
+        <w:rPr>
+          <w:rFonts w:ascii="Times New Roman" w:hAnsi="Times New Roman" w:cs="Times New Roman"/>
+        </w:rPr>
+      </w:pPr>
+      <w:r>
+        <w:rPr>
+          <w:rFonts w:ascii="Times New Roman" w:hAnsi="Times New Roman" w:cs="Times New Roman"/>
+        </w:rPr>
+        <w:t xml:space="preserve">9. Don't know / Refused to answer </w:t>
+      </w:r>
+    </w:p>
+    <w:p>
+      <w:pPr>
+        <w:spacing w:line="480" w:lineRule="auto"/>
+        <w:rPr>
+          <w:rFonts w:ascii="Times New Roman" w:hAnsi="Times New Roman" w:cs="Times New Roman"/>
+        </w:rPr>
+      </w:pPr>
+      <w:r>
+        <w:rPr>
+          <w:rFonts w:ascii="Times New Roman" w:hAnsi="Times New Roman" w:cs="Times New Roman"/>
+        </w:rPr>
+        <w:t>________________________________________</w:t>
+      </w:r>
+    </w:p>
+    <w:p>
+      <w:pPr>
+        <w:spacing w:line="480" w:lineRule="auto"/>
+        <w:rPr>
+          <w:rFonts w:ascii="Times New Roman" w:hAnsi="Times New Roman" w:cs="Times New Roman"/>
+          <w:b/>
+          <w:bCs/>
+        </w:rPr>
+      </w:pPr>
+      <w:r>
+        <w:rPr>
+          <w:rFonts w:ascii="Times New Roman" w:hAnsi="Times New Roman" w:cs="Times New Roman"/>
+          <w:b/>
+          <w:bCs/>
+        </w:rPr>
+        <w:t>IV. Socioeconomic Variables</w:t>
+      </w:r>
+    </w:p>
+    <w:p>
+      <w:pPr>
+        <w:spacing w:line="480" w:lineRule="auto"/>
+        <w:rPr>
+          <w:rFonts w:ascii="Times New Roman" w:hAnsi="Times New Roman" w:cs="Times New Roman"/>
+        </w:rPr>
+      </w:pPr>
+    </w:p>
+    <w:p>
+      <w:pPr>
+        <w:spacing w:line="480" w:lineRule="auto"/>
+        <w:rPr>
+          <w:rFonts w:ascii="Times New Roman" w:hAnsi="Times New Roman" w:cs="Times New Roman"/>
+        </w:rPr>
+      </w:pPr>
+      <w:r>
+        <w:rPr>
+          <w:rFonts w:ascii="Times New Roman" w:hAnsi="Times New Roman" w:cs="Times New Roman"/>
+        </w:rPr>
+        <w:t xml:space="preserve">Q5. Which of the following best describes your political ideologies? </w:t>
+      </w:r>
+    </w:p>
+    <w:p>
+      <w:pPr>
+        <w:spacing w:line="480" w:lineRule="auto"/>
+        <w:rPr>
+          <w:rFonts w:ascii="Times New Roman" w:hAnsi="Times New Roman" w:cs="Times New Roman"/>
+        </w:rPr>
+      </w:pPr>
+    </w:p>
+    <w:p>
+      <w:pPr>
+        <w:spacing w:line="480" w:lineRule="auto"/>
+        <w:rPr>
+          <w:rFonts w:ascii="Times New Roman" w:hAnsi="Times New Roman" w:cs="Times New Roman"/>
+        </w:rPr>
+      </w:pPr>
+      <w:r>
+        <w:rPr>
+          <w:rFonts w:ascii="Times New Roman" w:hAnsi="Times New Roman" w:cs="Times New Roman"/>
+        </w:rPr>
+        <w:t xml:space="preserve">1. Very conservative </w:t>
+      </w:r>
+    </w:p>
+    <w:p>
+      <w:pPr>
+        <w:spacing w:line="480" w:lineRule="auto"/>
+        <w:rPr>
+          <w:rFonts w:ascii="Times New Roman" w:hAnsi="Times New Roman" w:cs="Times New Roman"/>
+        </w:rPr>
+      </w:pPr>
+      <w:r>
+        <w:rPr>
+          <w:rFonts w:ascii="Times New Roman" w:hAnsi="Times New Roman" w:cs="Times New Roman"/>
+        </w:rPr>
+        <w:t xml:space="preserve">2. Conservative </w:t>
+      </w:r>
+    </w:p>
+    <w:p>
+      <w:pPr>
+        <w:spacing w:line="480" w:lineRule="auto"/>
+        <w:rPr>
+          <w:rFonts w:ascii="Times New Roman" w:hAnsi="Times New Roman" w:cs="Times New Roman"/>
+        </w:rPr>
+      </w:pPr>
+      <w:r>
+        <w:rPr>
+          <w:rFonts w:ascii="Times New Roman" w:hAnsi="Times New Roman" w:cs="Times New Roman"/>
+        </w:rPr>
+        <w:t xml:space="preserve">3. Moderate </w:t>
+      </w:r>
+    </w:p>
+    <w:p>
+      <w:pPr>
+        <w:spacing w:line="480" w:lineRule="auto"/>
+        <w:rPr>
+          <w:rFonts w:ascii="Times New Roman" w:hAnsi="Times New Roman" w:cs="Times New Roman"/>
+        </w:rPr>
+      </w:pPr>
+      <w:r>
+        <w:rPr>
+          <w:rFonts w:ascii="Times New Roman" w:hAnsi="Times New Roman" w:cs="Times New Roman"/>
+        </w:rPr>
+        <w:t xml:space="preserve">4. Liberal </w:t>
+      </w:r>
+    </w:p>
+    <w:p>
+      <w:pPr>
+        <w:spacing w:line="480" w:lineRule="auto"/>
+        <w:rPr>
+          <w:rFonts w:ascii="Times New Roman" w:hAnsi="Times New Roman" w:cs="Times New Roman"/>
+        </w:rPr>
+      </w:pPr>
+      <w:r>
+        <w:rPr>
+          <w:rFonts w:ascii="Times New Roman" w:hAnsi="Times New Roman" w:cs="Times New Roman"/>
+        </w:rPr>
+        <w:t xml:space="preserve">5. Very liberal </w:t>
+      </w:r>
+    </w:p>
+    <w:p>
+      <w:pPr>
+        <w:spacing w:line="480" w:lineRule="auto"/>
+        <w:rPr>
+          <w:rFonts w:ascii="Times New Roman" w:hAnsi="Times New Roman" w:cs="Times New Roman"/>
+        </w:rPr>
+      </w:pPr>
+      <w:r>
+        <w:rPr>
+          <w:rFonts w:ascii="Times New Roman" w:hAnsi="Times New Roman" w:cs="Times New Roman"/>
+        </w:rPr>
+        <w:t xml:space="preserve">9. Don't know / Refused </w:t>
+      </w:r>
+    </w:p>
+    <w:p>
+      <w:pPr>
+        <w:spacing w:line="480" w:lineRule="auto"/>
+        <w:rPr>
+          <w:rFonts w:ascii="Times New Roman" w:hAnsi="Times New Roman" w:cs="Times New Roman"/>
+        </w:rPr>
+      </w:pPr>
+    </w:p>
+    <w:p>
+      <w:pPr>
+        <w:spacing w:line="480" w:lineRule="auto"/>
+        <w:rPr>
+          <w:rFonts w:ascii="Times New Roman" w:hAnsi="Times New Roman" w:cs="Times New Roman"/>
+        </w:rPr>
+      </w:pPr>
+      <w:r>
+        <w:rPr>
+          <w:rFonts w:ascii="Times New Roman" w:hAnsi="Times New Roman" w:cs="Times New Roman"/>
+        </w:rPr>
+        <w:lastRenderedPageBreak/>
+        <w:t xml:space="preserve">Q6. What is your occupation? </w:t>
+      </w:r>
+    </w:p>
+    <w:p>
+      <w:pPr>
+        <w:spacing w:line="480" w:lineRule="auto"/>
+        <w:rPr>
+          <w:rFonts w:ascii="Times New Roman" w:hAnsi="Times New Roman" w:cs="Times New Roman"/>
+        </w:rPr>
+      </w:pPr>
+    </w:p>
+    <w:p>
+      <w:pPr>
+        <w:spacing w:line="480" w:lineRule="auto"/>
+        <w:rPr>
+          <w:rFonts w:ascii="Times New Roman" w:hAnsi="Times New Roman" w:cs="Times New Roman"/>
+        </w:rPr>
+      </w:pPr>
+      <w:r>
+        <w:rPr>
+          <w:rFonts w:ascii="Times New Roman" w:hAnsi="Times New Roman" w:cs="Times New Roman"/>
+        </w:rPr>
+        <w:t xml:space="preserve">1. Agriculture / Forestry / Fishery </w:t>
+      </w:r>
+    </w:p>
+    <w:p>
+      <w:pPr>
+        <w:spacing w:line="480" w:lineRule="auto"/>
+        <w:rPr>
+          <w:rFonts w:ascii="Times New Roman" w:hAnsi="Times New Roman" w:cs="Times New Roman"/>
+        </w:rPr>
+      </w:pPr>
+      <w:r>
+        <w:rPr>
+          <w:rFonts w:ascii="Times New Roman" w:hAnsi="Times New Roman" w:cs="Times New Roman"/>
+        </w:rPr>
+        <w:t xml:space="preserve">2. Self-employed </w:t>
+      </w:r>
+    </w:p>
+    <w:p>
+      <w:pPr>
+        <w:spacing w:line="480" w:lineRule="auto"/>
+        <w:rPr>
+          <w:rFonts w:ascii="Times New Roman" w:hAnsi="Times New Roman" w:cs="Times New Roman"/>
+        </w:rPr>
+      </w:pPr>
+      <w:r>
+        <w:rPr>
+          <w:rFonts w:ascii="Times New Roman" w:hAnsi="Times New Roman" w:cs="Times New Roman"/>
+        </w:rPr>
+        <w:t xml:space="preserve">3. Blue-collar (Sales, service, skilled or general labor) </w:t>
+      </w:r>
+    </w:p>
+    <w:p>
+      <w:pPr>
+        <w:spacing w:line="480" w:lineRule="auto"/>
+        <w:rPr>
+          <w:rFonts w:ascii="Times New Roman" w:hAnsi="Times New Roman" w:cs="Times New Roman"/>
+        </w:rPr>
+      </w:pPr>
+      <w:r>
+        <w:rPr>
+          <w:rFonts w:ascii="Times New Roman" w:hAnsi="Times New Roman" w:cs="Times New Roman"/>
+        </w:rPr>
+        <w:t xml:space="preserve">4. White-collar (Professional, management, office, or technical) </w:t>
+      </w:r>
+    </w:p>
+    <w:p>
+      <w:pPr>
+        <w:spacing w:line="480" w:lineRule="auto"/>
+        <w:rPr>
+          <w:rFonts w:ascii="Times New Roman" w:hAnsi="Times New Roman" w:cs="Times New Roman"/>
+        </w:rPr>
+      </w:pPr>
+      <w:r>
+        <w:rPr>
+          <w:rFonts w:ascii="Times New Roman" w:hAnsi="Times New Roman" w:cs="Times New Roman"/>
+        </w:rPr>
+        <w:t xml:space="preserve">5. Homemaker </w:t>
+      </w:r>
+    </w:p>
+    <w:p>
+      <w:pPr>
+        <w:spacing w:line="480" w:lineRule="auto"/>
+        <w:rPr>
+          <w:rFonts w:ascii="Times New Roman" w:hAnsi="Times New Roman" w:cs="Times New Roman"/>
+        </w:rPr>
+      </w:pPr>
+      <w:r>
+        <w:rPr>
+          <w:rFonts w:ascii="Times New Roman" w:hAnsi="Times New Roman" w:cs="Times New Roman"/>
+        </w:rPr>
+        <w:t xml:space="preserve">6. Student </w:t>
+      </w:r>
+    </w:p>
+    <w:p>
+      <w:pPr>
+        <w:spacing w:line="480" w:lineRule="auto"/>
+        <w:rPr>
+          <w:rFonts w:ascii="Times New Roman" w:hAnsi="Times New Roman" w:cs="Times New Roman"/>
+        </w:rPr>
+      </w:pPr>
+      <w:r>
+        <w:rPr>
+          <w:rFonts w:ascii="Times New Roman" w:hAnsi="Times New Roman" w:cs="Times New Roman"/>
+        </w:rPr>
+        <w:t xml:space="preserve">7. Unemployed </w:t>
+      </w:r>
+    </w:p>
+    <w:p>
+      <w:pPr>
+        <w:spacing w:line="480" w:lineRule="auto"/>
+        <w:rPr>
+          <w:rFonts w:ascii="Times New Roman" w:hAnsi="Times New Roman" w:cs="Times New Roman"/>
+        </w:rPr>
+      </w:pPr>
+      <w:r>
+        <w:rPr>
+          <w:rFonts w:ascii="Times New Roman" w:hAnsi="Times New Roman" w:cs="Times New Roman"/>
+        </w:rPr>
+        <w:t xml:space="preserve">8. Retired </w:t>
+      </w:r>
+    </w:p>
+    <w:p>
+      <w:pPr>
+        <w:spacing w:line="480" w:lineRule="auto"/>
+        <w:rPr>
+          <w:rFonts w:ascii="Times New Roman" w:hAnsi="Times New Roman" w:cs="Times New Roman"/>
+        </w:rPr>
+      </w:pPr>
+      <w:r>
+        <w:rPr>
+          <w:rFonts w:ascii="Times New Roman" w:hAnsi="Times New Roman" w:cs="Times New Roman"/>
+        </w:rPr>
+        <w:t>97. Other (Please specify: _______</w:t>
+      </w:r>
+      <w:proofErr w:type="gramStart"/>
+      <w:r>
+        <w:rPr>
+          <w:rFonts w:ascii="Times New Roman" w:hAnsi="Times New Roman" w:cs="Times New Roman"/>
+        </w:rPr>
+        <w:t>_ )</w:t>
+      </w:r>
+      <w:proofErr w:type="gramEnd"/>
       <w:r>
         <w:rPr>
           <w:rFonts w:ascii="Times New Roman" w:hAnsi="Times New Roman" w:cs="Times New Roman"/>
@@ -1377,575 +1847,6 @@
           <w:rFonts w:ascii="Times New Roman" w:hAnsi="Times New Roman" w:cs="Times New Roman"/>
         </w:rPr>
       </w:pPr>
-    </w:p>
-    <w:p>
-      <w:pPr>
-        <w:spacing w:line="480" w:lineRule="auto"/>
-        <w:rPr>
-          <w:rFonts w:ascii="Times New Roman" w:hAnsi="Times New Roman" w:cs="Times New Roman"/>
-        </w:rPr>
-      </w:pPr>
-      <w:r>
-        <w:rPr>
-          <w:rFonts w:ascii="Times New Roman" w:hAnsi="Times New Roman" w:cs="Times New Roman"/>
-        </w:rPr>
-        <w:t xml:space="preserve">1. </w:t>
-      </w:r>
-      <w:r>
-        <w:rPr>
-          <w:rFonts w:ascii="Times New Roman" w:hAnsi="Times New Roman" w:cs="Times New Roman" w:hint="eastAsia"/>
-        </w:rPr>
-        <w:t>Very</w:t>
-      </w:r>
-      <w:r>
-        <w:rPr>
-          <w:rFonts w:ascii="Times New Roman" w:hAnsi="Times New Roman" w:cs="Times New Roman"/>
-        </w:rPr>
-        <w:t xml:space="preserve"> likely </w:t>
-      </w:r>
-    </w:p>
-    <w:p>
-      <w:pPr>
-        <w:spacing w:line="480" w:lineRule="auto"/>
-        <w:rPr>
-          <w:rFonts w:ascii="Times New Roman" w:hAnsi="Times New Roman" w:cs="Times New Roman"/>
-        </w:rPr>
-      </w:pPr>
-      <w:r>
-        <w:rPr>
-          <w:rFonts w:ascii="Times New Roman" w:hAnsi="Times New Roman" w:cs="Times New Roman"/>
-        </w:rPr>
-        <w:t xml:space="preserve">2. Somewhat likely </w:t>
-      </w:r>
-    </w:p>
-    <w:p>
-      <w:pPr>
-        <w:spacing w:line="480" w:lineRule="auto"/>
-        <w:rPr>
-          <w:rFonts w:ascii="Times New Roman" w:hAnsi="Times New Roman" w:cs="Times New Roman"/>
-        </w:rPr>
-      </w:pPr>
-      <w:r>
-        <w:rPr>
-          <w:rFonts w:ascii="Times New Roman" w:hAnsi="Times New Roman" w:cs="Times New Roman"/>
-        </w:rPr>
-        <w:t xml:space="preserve">3. Not very likely </w:t>
-      </w:r>
-    </w:p>
-    <w:p>
-      <w:pPr>
-        <w:spacing w:line="480" w:lineRule="auto"/>
-        <w:rPr>
-          <w:rFonts w:ascii="Times New Roman" w:hAnsi="Times New Roman" w:cs="Times New Roman"/>
-        </w:rPr>
-      </w:pPr>
-      <w:r>
-        <w:rPr>
-          <w:rFonts w:ascii="Times New Roman" w:hAnsi="Times New Roman" w:cs="Times New Roman"/>
-        </w:rPr>
-        <w:t xml:space="preserve">4. Not at all likely </w:t>
-      </w:r>
-    </w:p>
-    <w:p>
-      <w:pPr>
-        <w:spacing w:line="480" w:lineRule="auto"/>
-        <w:rPr>
-          <w:rFonts w:ascii="Times New Roman" w:hAnsi="Times New Roman" w:cs="Times New Roman"/>
-        </w:rPr>
-      </w:pPr>
-      <w:r>
-        <w:rPr>
-          <w:rFonts w:ascii="Times New Roman" w:hAnsi="Times New Roman" w:cs="Times New Roman"/>
-        </w:rPr>
-        <w:t xml:space="preserve">9. Don't know / Refused </w:t>
-      </w:r>
-    </w:p>
-    <w:p>
-      <w:pPr>
-        <w:spacing w:line="480" w:lineRule="auto"/>
-        <w:rPr>
-          <w:rFonts w:ascii="Times New Roman" w:hAnsi="Times New Roman" w:cs="Times New Roman"/>
-        </w:rPr>
-      </w:pPr>
-    </w:p>
-    <w:p>
-      <w:pPr>
-        <w:spacing w:line="480" w:lineRule="auto"/>
-        <w:rPr>
-          <w:rFonts w:ascii="Times New Roman" w:hAnsi="Times New Roman" w:cs="Times New Roman"/>
-        </w:rPr>
-      </w:pPr>
-      <w:r>
-        <w:rPr>
-          <w:rFonts w:ascii="Times New Roman" w:hAnsi="Times New Roman" w:cs="Times New Roman"/>
-        </w:rPr>
-        <w:lastRenderedPageBreak/>
-        <w:t>Q</w:t>
-      </w:r>
-      <w:r>
-        <w:rPr>
-          <w:rFonts w:ascii="Times New Roman" w:hAnsi="Times New Roman" w:cs="Times New Roman" w:hint="eastAsia"/>
-        </w:rPr>
-        <w:t>4</w:t>
-      </w:r>
-      <w:r>
-        <w:rPr>
-          <w:rFonts w:ascii="Times New Roman" w:hAnsi="Times New Roman" w:cs="Times New Roman"/>
-        </w:rPr>
-        <w:t xml:space="preserve">. Do you believe the risks associated with the </w:t>
-      </w:r>
-      <w:r>
-        <w:rPr>
-          <w:rFonts w:ascii="Times New Roman" w:hAnsi="Times New Roman" w:cs="Times New Roman"/>
-        </w:rPr>
-        <w:t>F</w:t>
-      </w:r>
-      <w:r>
-        <w:rPr>
-          <w:rFonts w:ascii="Times New Roman" w:hAnsi="Times New Roman" w:cs="Times New Roman" w:hint="eastAsia"/>
-        </w:rPr>
-        <w:t>ukushima treated contaminated water</w:t>
-      </w:r>
-      <w:r>
-        <w:rPr>
-          <w:rFonts w:ascii="Times New Roman" w:hAnsi="Times New Roman" w:cs="Times New Roman"/>
-        </w:rPr>
-        <w:t xml:space="preserve"> discharge are exaggerated, or do you believe they are not exaggerated? </w:t>
-      </w:r>
-    </w:p>
-    <w:p>
-      <w:pPr>
-        <w:spacing w:line="480" w:lineRule="auto"/>
-        <w:rPr>
-          <w:rFonts w:ascii="Times New Roman" w:hAnsi="Times New Roman" w:cs="Times New Roman"/>
-        </w:rPr>
-      </w:pPr>
-    </w:p>
-    <w:p>
-      <w:pPr>
-        <w:spacing w:line="480" w:lineRule="auto"/>
-        <w:rPr>
-          <w:rFonts w:ascii="Times New Roman" w:hAnsi="Times New Roman" w:cs="Times New Roman"/>
-        </w:rPr>
-      </w:pPr>
-      <w:r>
-        <w:rPr>
-          <w:rFonts w:ascii="Times New Roman" w:hAnsi="Times New Roman" w:cs="Times New Roman"/>
-        </w:rPr>
-        <w:t xml:space="preserve">1. Exaggerated </w:t>
-      </w:r>
-    </w:p>
-    <w:p>
-      <w:pPr>
-        <w:spacing w:line="480" w:lineRule="auto"/>
-        <w:rPr>
-          <w:rFonts w:ascii="Times New Roman" w:hAnsi="Times New Roman" w:cs="Times New Roman"/>
-        </w:rPr>
-      </w:pPr>
-      <w:r>
-        <w:rPr>
-          <w:rFonts w:ascii="Times New Roman" w:hAnsi="Times New Roman" w:cs="Times New Roman"/>
-        </w:rPr>
-        <w:t xml:space="preserve">2. Not exaggerated </w:t>
-      </w:r>
-    </w:p>
-    <w:p>
-      <w:pPr>
-        <w:spacing w:line="480" w:lineRule="auto"/>
-        <w:rPr>
-          <w:rFonts w:ascii="Times New Roman" w:hAnsi="Times New Roman" w:cs="Times New Roman"/>
-        </w:rPr>
-      </w:pPr>
-      <w:r>
-        <w:rPr>
-          <w:rFonts w:ascii="Times New Roman" w:hAnsi="Times New Roman" w:cs="Times New Roman"/>
-        </w:rPr>
-        <w:t xml:space="preserve">9. Don't know / Refused to answer </w:t>
-      </w:r>
-    </w:p>
-    <w:p>
-      <w:pPr>
-        <w:spacing w:line="480" w:lineRule="auto"/>
-        <w:rPr>
-          <w:rFonts w:ascii="Times New Roman" w:hAnsi="Times New Roman" w:cs="Times New Roman"/>
-        </w:rPr>
-      </w:pPr>
-      <w:r>
-        <w:rPr>
-          <w:rFonts w:ascii="Times New Roman" w:hAnsi="Times New Roman" w:cs="Times New Roman"/>
-        </w:rPr>
-        <w:t>________________________________________</w:t>
-      </w:r>
-    </w:p>
-    <w:p>
-      <w:pPr>
-        <w:spacing w:line="480" w:lineRule="auto"/>
-        <w:rPr>
-          <w:rFonts w:ascii="Times New Roman" w:hAnsi="Times New Roman" w:cs="Times New Roman"/>
-        </w:rPr>
-      </w:pPr>
-      <w:r>
-        <w:rPr>
-          <w:rFonts w:ascii="Times New Roman" w:hAnsi="Times New Roman" w:cs="Times New Roman"/>
-        </w:rPr>
-        <w:t xml:space="preserve">IV. Political </w:t>
-      </w:r>
-      <w:r>
-        <w:rPr>
-          <w:rFonts w:ascii="Times New Roman" w:hAnsi="Times New Roman" w:cs="Times New Roman" w:hint="eastAsia"/>
-        </w:rPr>
-        <w:t>ideologies</w:t>
-      </w:r>
-    </w:p>
-    <w:p>
-      <w:pPr>
-        <w:spacing w:line="480" w:lineRule="auto"/>
-        <w:rPr>
-          <w:rFonts w:ascii="Times New Roman" w:hAnsi="Times New Roman" w:cs="Times New Roman"/>
-        </w:rPr>
-      </w:pPr>
-    </w:p>
-    <w:p>
-      <w:pPr>
-        <w:spacing w:line="480" w:lineRule="auto"/>
-        <w:rPr>
-          <w:rFonts w:ascii="Times New Roman" w:hAnsi="Times New Roman" w:cs="Times New Roman"/>
-        </w:rPr>
-      </w:pPr>
-      <w:r>
-        <w:rPr>
-          <w:rFonts w:ascii="Times New Roman" w:hAnsi="Times New Roman" w:cs="Times New Roman"/>
-        </w:rPr>
-        <w:t>Q</w:t>
-      </w:r>
-      <w:r>
-        <w:rPr>
-          <w:rFonts w:ascii="Times New Roman" w:hAnsi="Times New Roman" w:cs="Times New Roman" w:hint="eastAsia"/>
-        </w:rPr>
-        <w:t>5</w:t>
-      </w:r>
-      <w:r>
-        <w:rPr>
-          <w:rFonts w:ascii="Times New Roman" w:hAnsi="Times New Roman" w:cs="Times New Roman"/>
-        </w:rPr>
-        <w:t xml:space="preserve">. Which of the following best describes your political </w:t>
-      </w:r>
-      <w:r>
-        <w:rPr>
-          <w:rFonts w:ascii="Times New Roman" w:hAnsi="Times New Roman" w:cs="Times New Roman" w:hint="eastAsia"/>
-        </w:rPr>
-        <w:t>ideologies</w:t>
-      </w:r>
-      <w:r>
-        <w:rPr>
-          <w:rFonts w:ascii="Times New Roman" w:hAnsi="Times New Roman" w:cs="Times New Roman"/>
-        </w:rPr>
-        <w:t xml:space="preserve">? </w:t>
-      </w:r>
-    </w:p>
-    <w:p>
-      <w:pPr>
-        <w:spacing w:line="480" w:lineRule="auto"/>
-        <w:rPr>
-          <w:rFonts w:ascii="Times New Roman" w:hAnsi="Times New Roman" w:cs="Times New Roman"/>
-        </w:rPr>
-      </w:pPr>
-    </w:p>
-    <w:p>
-      <w:pPr>
-        <w:spacing w:line="480" w:lineRule="auto"/>
-        <w:rPr>
-          <w:rFonts w:ascii="Times New Roman" w:hAnsi="Times New Roman" w:cs="Times New Roman"/>
-        </w:rPr>
-      </w:pPr>
-      <w:r>
-        <w:rPr>
-          <w:rFonts w:ascii="Times New Roman" w:hAnsi="Times New Roman" w:cs="Times New Roman"/>
-        </w:rPr>
-        <w:t xml:space="preserve">1. Very conservative </w:t>
-      </w:r>
-    </w:p>
-    <w:p>
-      <w:pPr>
-        <w:spacing w:line="480" w:lineRule="auto"/>
-        <w:rPr>
-          <w:rFonts w:ascii="Times New Roman" w:hAnsi="Times New Roman" w:cs="Times New Roman"/>
-        </w:rPr>
-      </w:pPr>
-      <w:r>
-        <w:rPr>
-          <w:rFonts w:ascii="Times New Roman" w:hAnsi="Times New Roman" w:cs="Times New Roman"/>
-        </w:rPr>
-        <w:t xml:space="preserve">2. Conservative </w:t>
-      </w:r>
-    </w:p>
-    <w:p>
-      <w:pPr>
-        <w:spacing w:line="480" w:lineRule="auto"/>
-        <w:rPr>
-          <w:rFonts w:ascii="Times New Roman" w:hAnsi="Times New Roman" w:cs="Times New Roman"/>
-        </w:rPr>
-      </w:pPr>
-      <w:r>
-        <w:rPr>
-          <w:rFonts w:ascii="Times New Roman" w:hAnsi="Times New Roman" w:cs="Times New Roman"/>
-        </w:rPr>
-        <w:t xml:space="preserve">3. Moderate </w:t>
-      </w:r>
-    </w:p>
-    <w:p>
-      <w:pPr>
-        <w:spacing w:line="480" w:lineRule="auto"/>
-        <w:rPr>
-          <w:rFonts w:ascii="Times New Roman" w:hAnsi="Times New Roman" w:cs="Times New Roman"/>
-        </w:rPr>
-      </w:pPr>
-      <w:r>
-        <w:rPr>
-          <w:rFonts w:ascii="Times New Roman" w:hAnsi="Times New Roman" w:cs="Times New Roman"/>
-        </w:rPr>
-        <w:t xml:space="preserve">4. Liberal </w:t>
-      </w:r>
-    </w:p>
-    <w:p>
-      <w:pPr>
-        <w:spacing w:line="480" w:lineRule="auto"/>
-        <w:rPr>
-          <w:rFonts w:ascii="Times New Roman" w:hAnsi="Times New Roman" w:cs="Times New Roman"/>
-        </w:rPr>
-      </w:pPr>
-      <w:r>
-        <w:rPr>
-          <w:rFonts w:ascii="Times New Roman" w:hAnsi="Times New Roman" w:cs="Times New Roman"/>
-        </w:rPr>
-        <w:t xml:space="preserve">5. Very liberal </w:t>
-      </w:r>
-    </w:p>
-    <w:p>
-      <w:pPr>
-        <w:spacing w:line="480" w:lineRule="auto"/>
-        <w:rPr>
-          <w:rFonts w:ascii="Times New Roman" w:hAnsi="Times New Roman" w:cs="Times New Roman"/>
-        </w:rPr>
-      </w:pPr>
-      <w:r>
-        <w:rPr>
-          <w:rFonts w:ascii="Times New Roman" w:hAnsi="Times New Roman" w:cs="Times New Roman"/>
-        </w:rPr>
-        <w:t xml:space="preserve">9. Don't know / Refused </w:t>
-      </w:r>
-    </w:p>
-    <w:p>
-      <w:pPr>
-        <w:spacing w:line="480" w:lineRule="auto"/>
-        <w:rPr>
-          <w:rFonts w:ascii="Times New Roman" w:hAnsi="Times New Roman" w:cs="Times New Roman"/>
-        </w:rPr>
-      </w:pPr>
-    </w:p>
-    <w:p>
-      <w:pPr>
-        <w:spacing w:line="480" w:lineRule="auto"/>
-        <w:rPr>
-          <w:rFonts w:ascii="Times New Roman" w:hAnsi="Times New Roman" w:cs="Times New Roman"/>
-        </w:rPr>
-      </w:pPr>
-      <w:r>
-        <w:rPr>
-          <w:rFonts w:ascii="Times New Roman" w:hAnsi="Times New Roman" w:cs="Times New Roman"/>
-        </w:rPr>
-        <w:t>________________________________________</w:t>
-      </w:r>
-    </w:p>
-    <w:p>
-      <w:pPr>
-        <w:spacing w:line="480" w:lineRule="auto"/>
-        <w:rPr>
-          <w:rFonts w:ascii="Times New Roman" w:hAnsi="Times New Roman" w:cs="Times New Roman"/>
-        </w:rPr>
-      </w:pPr>
-      <w:r>
-        <w:rPr>
-          <w:rFonts w:ascii="Times New Roman" w:hAnsi="Times New Roman" w:cs="Times New Roman"/>
-        </w:rPr>
-        <w:t>V. Socioeconomic Data</w:t>
-      </w:r>
-    </w:p>
-    <w:p>
-      <w:pPr>
-        <w:spacing w:line="480" w:lineRule="auto"/>
-        <w:rPr>
-          <w:rFonts w:ascii="Times New Roman" w:hAnsi="Times New Roman" w:cs="Times New Roman"/>
-        </w:rPr>
-      </w:pPr>
-      <w:r>
-        <w:rPr>
-          <w:rFonts w:ascii="Times New Roman" w:hAnsi="Times New Roman" w:cs="Times New Roman" w:hint="eastAsia"/>
-        </w:rPr>
-        <w:t>Q6</w:t>
-      </w:r>
-      <w:r>
-        <w:rPr>
-          <w:rFonts w:ascii="Times New Roman" w:hAnsi="Times New Roman" w:cs="Times New Roman"/>
-        </w:rPr>
-        <w:t xml:space="preserve">. What is your occupation? </w:t>
-      </w:r>
-    </w:p>
-    <w:p>
-      <w:pPr>
-        <w:spacing w:line="480" w:lineRule="auto"/>
-        <w:rPr>
-          <w:rFonts w:ascii="Times New Roman" w:hAnsi="Times New Roman" w:cs="Times New Roman"/>
-        </w:rPr>
-      </w:pPr>
-    </w:p>
-    <w:p>
-      <w:pPr>
-        <w:spacing w:line="480" w:lineRule="auto"/>
-        <w:rPr>
-          <w:rFonts w:ascii="Times New Roman" w:hAnsi="Times New Roman" w:cs="Times New Roman"/>
-        </w:rPr>
-      </w:pPr>
-      <w:r>
-        <w:rPr>
-          <w:rFonts w:ascii="Times New Roman" w:hAnsi="Times New Roman" w:cs="Times New Roman"/>
-        </w:rPr>
-        <w:t xml:space="preserve">1. Agriculture / Forestry / Fishery </w:t>
-      </w:r>
-    </w:p>
-    <w:p>
-      <w:pPr>
-        <w:spacing w:line="480" w:lineRule="auto"/>
-        <w:rPr>
-          <w:rFonts w:ascii="Times New Roman" w:hAnsi="Times New Roman" w:cs="Times New Roman"/>
-        </w:rPr>
-      </w:pPr>
-      <w:r>
-        <w:rPr>
-          <w:rFonts w:ascii="Times New Roman" w:hAnsi="Times New Roman" w:cs="Times New Roman"/>
-        </w:rPr>
-        <w:t xml:space="preserve">2. Self-employed </w:t>
-      </w:r>
-    </w:p>
-    <w:p>
-      <w:pPr>
-        <w:spacing w:line="480" w:lineRule="auto"/>
-        <w:rPr>
-          <w:rFonts w:ascii="Times New Roman" w:hAnsi="Times New Roman" w:cs="Times New Roman"/>
-        </w:rPr>
-      </w:pPr>
-      <w:r>
-        <w:rPr>
-          <w:rFonts w:ascii="Times New Roman" w:hAnsi="Times New Roman" w:cs="Times New Roman"/>
-        </w:rPr>
-        <w:t xml:space="preserve">3. Blue-collar (Sales, service, skilled or general labor) </w:t>
-      </w:r>
-    </w:p>
-    <w:p>
-      <w:pPr>
-        <w:spacing w:line="480" w:lineRule="auto"/>
-        <w:rPr>
-          <w:rFonts w:ascii="Times New Roman" w:hAnsi="Times New Roman" w:cs="Times New Roman"/>
-        </w:rPr>
-      </w:pPr>
-      <w:r>
-        <w:rPr>
-          <w:rFonts w:ascii="Times New Roman" w:hAnsi="Times New Roman" w:cs="Times New Roman"/>
-        </w:rPr>
-        <w:t xml:space="preserve">4. White-collar (Professional, management, office, or technical) </w:t>
-      </w:r>
-    </w:p>
-    <w:p>
-      <w:pPr>
-        <w:spacing w:line="480" w:lineRule="auto"/>
-        <w:rPr>
-          <w:rFonts w:ascii="Times New Roman" w:hAnsi="Times New Roman" w:cs="Times New Roman"/>
-        </w:rPr>
-      </w:pPr>
-      <w:r>
-        <w:rPr>
-          <w:rFonts w:ascii="Times New Roman" w:hAnsi="Times New Roman" w:cs="Times New Roman"/>
-        </w:rPr>
-        <w:t xml:space="preserve">5. Homemaker </w:t>
-      </w:r>
-    </w:p>
-    <w:p>
-      <w:pPr>
-        <w:spacing w:line="480" w:lineRule="auto"/>
-        <w:rPr>
-          <w:rFonts w:ascii="Times New Roman" w:hAnsi="Times New Roman" w:cs="Times New Roman"/>
-        </w:rPr>
-      </w:pPr>
-      <w:r>
-        <w:rPr>
-          <w:rFonts w:ascii="Times New Roman" w:hAnsi="Times New Roman" w:cs="Times New Roman"/>
-        </w:rPr>
-        <w:t xml:space="preserve">6. Student </w:t>
-      </w:r>
-    </w:p>
-    <w:p>
-      <w:pPr>
-        <w:spacing w:line="480" w:lineRule="auto"/>
-        <w:rPr>
-          <w:rFonts w:ascii="Times New Roman" w:hAnsi="Times New Roman" w:cs="Times New Roman"/>
-        </w:rPr>
-      </w:pPr>
-      <w:r>
-        <w:rPr>
-          <w:rFonts w:ascii="Times New Roman" w:hAnsi="Times New Roman" w:cs="Times New Roman"/>
-        </w:rPr>
-        <w:t xml:space="preserve">7. Unemployed </w:t>
-      </w:r>
-    </w:p>
-    <w:p>
-      <w:pPr>
-        <w:spacing w:line="480" w:lineRule="auto"/>
-        <w:rPr>
-          <w:rFonts w:ascii="Times New Roman" w:hAnsi="Times New Roman" w:cs="Times New Roman"/>
-        </w:rPr>
-      </w:pPr>
-      <w:r>
-        <w:rPr>
-          <w:rFonts w:ascii="Times New Roman" w:hAnsi="Times New Roman" w:cs="Times New Roman"/>
-        </w:rPr>
-        <w:t xml:space="preserve">8. Retired </w:t>
-      </w:r>
-    </w:p>
-    <w:p>
-      <w:pPr>
-        <w:spacing w:line="480" w:lineRule="auto"/>
-        <w:rPr>
-          <w:rFonts w:ascii="Times New Roman" w:hAnsi="Times New Roman" w:cs="Times New Roman"/>
-        </w:rPr>
-      </w:pPr>
-      <w:r>
-        <w:rPr>
-          <w:rFonts w:ascii="Times New Roman" w:hAnsi="Times New Roman" w:cs="Times New Roman"/>
-        </w:rPr>
-        <w:t>97. Other (Please specify: _______</w:t>
-      </w:r>
-      <w:proofErr w:type="gramStart"/>
-      <w:r>
-        <w:rPr>
-          <w:rFonts w:ascii="Times New Roman" w:hAnsi="Times New Roman" w:cs="Times New Roman"/>
-        </w:rPr>
-        <w:t>_ )</w:t>
-      </w:r>
-      <w:proofErr w:type="gramEnd"/>
-      <w:r>
-        <w:rPr>
-          <w:rFonts w:ascii="Times New Roman" w:hAnsi="Times New Roman" w:cs="Times New Roman"/>
-        </w:rPr>
-        <w:t xml:space="preserve"> </w:t>
-      </w:r>
-    </w:p>
-    <w:p>
-      <w:pPr>
-        <w:spacing w:line="480" w:lineRule="auto"/>
-        <w:rPr>
-          <w:rFonts w:ascii="Times New Roman" w:hAnsi="Times New Roman" w:cs="Times New Roman"/>
-        </w:rPr>
-      </w:pPr>
       <w:r>
         <w:rPr>
           <w:rFonts w:ascii="Times New Roman" w:hAnsi="Times New Roman" w:cs="Times New Roman"/>
@@ -1970,15 +1871,9 @@
       </w:pPr>
       <w:r>
         <w:rPr>
-          <w:rFonts w:ascii="Times New Roman" w:hAnsi="Times New Roman" w:cs="Times New Roman" w:hint="eastAsia"/>
-        </w:rPr>
-        <w:t>Q7</w:t>
-      </w:r>
-      <w:r>
-        <w:rPr>
-          <w:rFonts w:ascii="Times New Roman" w:hAnsi="Times New Roman" w:cs="Times New Roman"/>
-        </w:rPr>
-        <w:t xml:space="preserve">. If you were to divide the Korean population into five economic tiers—Upper, Upper-middle, Middle, Lower-middle, and Lower—which tier do you feel your household belongs to? </w:t>
+          <w:rFonts w:ascii="Times New Roman" w:hAnsi="Times New Roman" w:cs="Times New Roman"/>
+        </w:rPr>
+        <w:t xml:space="preserve">Q7. If you were to divide the Korean population into five economic tiers—Upper, Upper-middle, Middle, Lower-middle, and Lower—which tier do you feel your household belongs to? </w:t>
       </w:r>
     </w:p>
     <w:p>
@@ -2034,37 +1929,30 @@
       </w:pPr>
       <w:r>
         <w:rPr>
-          <w:rFonts w:ascii="Times New Roman" w:hAnsi="Times New Roman" w:cs="Times New Roman" w:hint="eastAsia"/>
-        </w:rPr>
-        <w:t>Q8</w:t>
-      </w:r>
-      <w:r>
-        <w:rPr>
-          <w:rFonts w:ascii="Times New Roman" w:hAnsi="Times New Roman" w:cs="Times New Roman"/>
-        </w:rPr>
-        <w:t xml:space="preserve">. What is the highest level of education you have completed? (Note: Please select based on completed degrees only.) </w:t>
-      </w:r>
-    </w:p>
-    <w:p>
-      <w:pPr>
-        <w:spacing w:line="480" w:lineRule="auto"/>
-        <w:rPr>
-          <w:rFonts w:ascii="Times New Roman" w:hAnsi="Times New Roman" w:cs="Times New Roman"/>
-        </w:rPr>
-      </w:pPr>
-    </w:p>
-    <w:p>
-      <w:pPr>
-        <w:spacing w:line="480" w:lineRule="auto"/>
-        <w:rPr>
-          <w:rFonts w:ascii="Times New Roman" w:hAnsi="Times New Roman" w:cs="Times New Roman"/>
-        </w:rPr>
-      </w:pPr>
-      <w:r>
-        <w:rPr>
-          <w:rFonts w:ascii="Times New Roman" w:hAnsi="Times New Roman" w:cs="Times New Roman"/>
-        </w:rPr>
-        <w:lastRenderedPageBreak/>
+          <w:rFonts w:ascii="Times New Roman" w:hAnsi="Times New Roman" w:cs="Times New Roman"/>
+        </w:rPr>
+        <w:t xml:space="preserve">Q8. What is the highest level of education you have completed? (Note: Please select based on completed degrees only.) </w:t>
+      </w:r>
+    </w:p>
+    <w:p>
+      <w:pPr>
+        <w:spacing w:line="480" w:lineRule="auto"/>
+        <w:rPr>
+          <w:rFonts w:ascii="Times New Roman" w:hAnsi="Times New Roman" w:cs="Times New Roman"/>
+        </w:rPr>
+      </w:pPr>
+    </w:p>
+    <w:p>
+      <w:pPr>
+        <w:spacing w:line="480" w:lineRule="auto"/>
+        <w:rPr>
+          <w:rFonts w:ascii="Times New Roman" w:hAnsi="Times New Roman" w:cs="Times New Roman"/>
+        </w:rPr>
+      </w:pPr>
+      <w:r>
+        <w:rPr>
+          <w:rFonts w:ascii="Times New Roman" w:hAnsi="Times New Roman" w:cs="Times New Roman"/>
+        </w:rPr>
         <w:t xml:space="preserve">1. Middle school or less </w:t>
       </w:r>
     </w:p>
@@ -2132,7 +2020,13 @@
         </w:rPr>
       </w:pPr>
     </w:p>
-    <w:p/>
+    <w:p>
+      <w:pPr>
+        <w:rPr>
+          <w:rFonts w:ascii="Times New Roman" w:hAnsi="Times New Roman" w:cs="Times New Roman"/>
+        </w:rPr>
+      </w:pPr>
+    </w:p>
     <w:sectPr>
       <w:pgSz w:w="11906" w:h="16838"/>
       <w:pgMar w:top="1701" w:right="1440" w:bottom="1440" w:left="1440" w:header="851" w:footer="992" w:gutter="0"/>
@@ -2141,6 +2035,169 @@
     </w:sectPr>
   </w:body>
 </w:document>
+</file>
+
+<file path=word/endnotes.xml><?xml version="1.0" encoding="utf-8"?>
+<w:endnotes xmlns:wpc="http://schemas.microsoft.com/office/word/2010/wordprocessingCanvas" xmlns:cx="http://schemas.microsoft.com/office/drawing/2014/chartex" xmlns:cx1="http://schemas.microsoft.com/office/drawing/2015/9/8/chartex" xmlns:cx2="http://schemas.microsoft.com/office/drawing/2015/10/21/chartex" xmlns:cx3="http://schemas.microsoft.com/office/drawing/2016/5/9/chartex" xmlns:cx4="http://schemas.microsoft.com/office/drawing/2016/5/10/chartex" xmlns:cx5="http://schemas.microsoft.com/office/drawing/2016/5/11/chartex" xmlns:cx6="http://schemas.microsoft.com/office/drawing/2016/5/12/chartex" xmlns:cx7="http://schemas.microsoft.com/office/drawing/2016/5/13/chartex" xmlns:cx8="http://schemas.microsoft.com/office/drawing/2016/5/14/chartex" xmlns:mc="http://schemas.openxmlformats.org/markup-compatibility/2006" xmlns:aink="http://schemas.microsoft.com/office/drawing/2016/ink" xmlns:am3d="http://schemas.microsoft.com/office/drawing/2017/model3d" xmlns:o="urn:schemas-microsoft-com:office:office" xmlns:oel="http://schemas.microsoft.com/office/2019/extlst" xmlns:r="http://schemas.openxmlformats.org/officeDocument/2006/relationships" xmlns:m="http://schemas.openxmlformats.org/officeDocument/2006/math" xmlns:v="urn:schemas-microsoft-com:vml" xmlns:wp14="http://schemas.microsoft.com/office/word/2010/wordprocessingDrawing" xmlns:wp="http://schemas.openxmlformats.org/drawingml/2006/wordprocessingDrawing" xmlns:w10="urn:schemas-microsoft-com:office:word" xmlns:w="http://schemas.openxmlformats.org/wordprocessingml/2006/main" xmlns:w14="http://schemas.microsoft.com/office/word/2010/wordml" xmlns:w15="http://schemas.microsoft.com/office/word/2012/wordml" xmlns:w16cex="http://schemas.microsoft.com/office/word/2018/wordml/cex" xmlns:w16cid="http://schemas.microsoft.com/office/word/2016/wordml/cid" xmlns:w16="http://schemas.microsoft.com/office/word/2018/wordml" xmlns:w16du="http://schemas.microsoft.com/office/word/2023/wordml/word16du" xmlns:w16sdtdh="http://schemas.microsoft.com/office/word/2020/wordml/sdtdatahash" xmlns:w16sdtfl="http://schemas.microsoft.com/office/word/2024/wordml/sdtformatlock" xmlns:w16se="http://schemas.microsoft.com/office/word/2015/wordml/symex" xmlns:wpg="http://schemas.microsoft.com/office/word/2010/wordprocessingGroup" xmlns:wpi="http://schemas.microsoft.com/office/word/2010/wordprocessingInk" xmlns:wne="http://schemas.microsoft.com/office/word/2006/wordml" xmlns:wps="http://schemas.microsoft.com/office/word/2010/wordprocessingShape" mc:Ignorable="w14 w15 w16se w16cid w16 w16cex w16sdtdh w16sdtfl w16du wp14">
+  <w:endnote w:type="separator" w:id="-1">
+    <w:p>
+      <w:pPr>
+        <w:spacing w:after="0"/>
+      </w:pPr>
+      <w:r>
+        <w:separator/>
+      </w:r>
+    </w:p>
+  </w:endnote>
+  <w:endnote w:type="continuationSeparator" w:id="0">
+    <w:p>
+      <w:pPr>
+        <w:spacing w:after="0"/>
+      </w:pPr>
+      <w:r>
+        <w:continuationSeparator/>
+      </w:r>
+    </w:p>
+  </w:endnote>
+</w:endnotes>
+</file>
+
+<file path=word/footnotes.xml><?xml version="1.0" encoding="utf-8"?>
+<w:footnotes xmlns:wpc="http://schemas.microsoft.com/office/word/2010/wordprocessingCanvas" xmlns:cx="http://schemas.microsoft.com/office/drawing/2014/chartex" xmlns:cx1="http://schemas.microsoft.com/office/drawing/2015/9/8/chartex" xmlns:cx2="http://schemas.microsoft.com/office/drawing/2015/10/21/chartex" xmlns:cx3="http://schemas.microsoft.com/office/drawing/2016/5/9/chartex" xmlns:cx4="http://schemas.microsoft.com/office/drawing/2016/5/10/chartex" xmlns:cx5="http://schemas.microsoft.com/office/drawing/2016/5/11/chartex" xmlns:cx6="http://schemas.microsoft.com/office/drawing/2016/5/12/chartex" xmlns:cx7="http://schemas.microsoft.com/office/drawing/2016/5/13/chartex" xmlns:cx8="http://schemas.microsoft.com/office/drawing/2016/5/14/chartex" xmlns:mc="http://schemas.openxmlformats.org/markup-compatibility/2006" xmlns:aink="http://schemas.microsoft.com/office/drawing/2016/ink" xmlns:am3d="http://schemas.microsoft.com/office/drawing/2017/model3d" xmlns:o="urn:schemas-microsoft-com:office:office" xmlns:oel="http://schemas.microsoft.com/office/2019/extlst" xmlns:r="http://schemas.openxmlformats.org/officeDocument/2006/relationships" xmlns:m="http://schemas.openxmlformats.org/officeDocument/2006/math" xmlns:v="urn:schemas-microsoft-com:vml" xmlns:wp14="http://schemas.microsoft.com/office/word/2010/wordprocessingDrawing" xmlns:wp="http://schemas.openxmlformats.org/drawingml/2006/wordprocessingDrawing" xmlns:w10="urn:schemas-microsoft-com:office:word" xmlns:w="http://schemas.openxmlformats.org/wordprocessingml/2006/main" xmlns:w14="http://schemas.microsoft.com/office/word/2010/wordml" xmlns:w15="http://schemas.microsoft.com/office/word/2012/wordml" xmlns:w16cex="http://schemas.microsoft.com/office/word/2018/wordml/cex" xmlns:w16cid="http://schemas.microsoft.com/office/word/2016/wordml/cid" xmlns:w16="http://schemas.microsoft.com/office/word/2018/wordml" xmlns:w16du="http://schemas.microsoft.com/office/word/2023/wordml/word16du" xmlns:w16sdtdh="http://schemas.microsoft.com/office/word/2020/wordml/sdtdatahash" xmlns:w16sdtfl="http://schemas.microsoft.com/office/word/2024/wordml/sdtformatlock" xmlns:w16se="http://schemas.microsoft.com/office/word/2015/wordml/symex" xmlns:wpg="http://schemas.microsoft.com/office/word/2010/wordprocessingGroup" xmlns:wpi="http://schemas.microsoft.com/office/word/2010/wordprocessingInk" xmlns:wne="http://schemas.microsoft.com/office/word/2006/wordml" xmlns:wps="http://schemas.microsoft.com/office/word/2010/wordprocessingShape" mc:Ignorable="w14 w15 w16se w16cid w16 w16cex w16sdtdh w16sdtfl w16du wp14">
+  <w:footnote w:type="separator" w:id="-1">
+    <w:p>
+      <w:pPr>
+        <w:spacing w:after="0"/>
+      </w:pPr>
+      <w:r>
+        <w:separator/>
+      </w:r>
+    </w:p>
+  </w:footnote>
+  <w:footnote w:type="continuationSeparator" w:id="0">
+    <w:p>
+      <w:pPr>
+        <w:spacing w:after="0"/>
+      </w:pPr>
+      <w:r>
+        <w:continuationSeparator/>
+      </w:r>
+    </w:p>
+  </w:footnote>
+  <w:footnote w:id="1">
+    <w:p>
+      <w:pPr>
+        <w:pStyle w:val="ab"/>
+        <w:rPr>
+          <w:rFonts w:ascii="Times New Roman" w:hAnsi="Times New Roman" w:cs="Times New Roman"/>
+          <w:sz w:val="18"/>
+          <w:szCs w:val="18"/>
+        </w:rPr>
+      </w:pPr>
+      <w:r>
+        <w:rPr>
+          <w:rStyle w:val="ac"/>
+          <w:rFonts w:ascii="Times New Roman" w:hAnsi="Times New Roman" w:cs="Times New Roman"/>
+          <w:sz w:val="18"/>
+          <w:szCs w:val="18"/>
+        </w:rPr>
+        <w:footnoteRef/>
+      </w:r>
+      <w:r>
+        <w:rPr>
+          <w:rFonts w:ascii="Times New Roman" w:hAnsi="Times New Roman" w:cs="Times New Roman"/>
+          <w:sz w:val="18"/>
+          <w:szCs w:val="18"/>
+        </w:rPr>
+        <w:t xml:space="preserve"> The terms “Fukushima treated contaminated water” and “Fukushima contaminated water” were used interchangeably in South Korea at the time of the survey (August 2023) and were generally understood to have the same meaning (Kim and Yoon, 2025; Chang, 2025). Accordingly, this study adopts the term Fukushima Treated Contaminated Water (FTCW).</w:t>
+      </w:r>
+      <w:r>
+        <w:rPr>
+          <w:rFonts w:ascii="Times New Roman" w:hAnsi="Times New Roman" w:cs="Times New Roman" w:hint="eastAsia"/>
+          <w:sz w:val="18"/>
+          <w:szCs w:val="18"/>
+        </w:rPr>
+        <w:t xml:space="preserve"> </w:t>
+      </w:r>
+      <w:r>
+        <w:rPr>
+          <w:rFonts w:ascii="Times New Roman" w:hAnsi="Times New Roman" w:cs="Times New Roman"/>
+          <w:sz w:val="18"/>
+          <w:szCs w:val="18"/>
+        </w:rPr>
+        <w:t>References:</w:t>
+      </w:r>
+      <w:r>
+        <w:rPr>
+          <w:rFonts w:ascii="Times New Roman" w:hAnsi="Times New Roman" w:cs="Times New Roman" w:hint="eastAsia"/>
+          <w:sz w:val="18"/>
+          <w:szCs w:val="18"/>
+        </w:rPr>
+        <w:t xml:space="preserve"> </w:t>
+      </w:r>
+      <w:r>
+        <w:rPr>
+          <w:rFonts w:ascii="Times New Roman" w:hAnsi="Times New Roman" w:cs="Times New Roman"/>
+          <w:sz w:val="18"/>
+          <w:szCs w:val="18"/>
+        </w:rPr>
+        <w:t xml:space="preserve">References: Kim D, Yoon GS (2025) Politicization and framing of science: focusing on the Fukushima nuclear discharge water case. </w:t>
+      </w:r>
+      <w:r>
+        <w:rPr>
+          <w:rFonts w:ascii="Times New Roman" w:hAnsi="Times New Roman" w:cs="Times New Roman"/>
+          <w:i/>
+          <w:iCs/>
+          <w:sz w:val="18"/>
+          <w:szCs w:val="18"/>
+        </w:rPr>
+        <w:t>JGS</w:t>
+      </w:r>
+      <w:r>
+        <w:rPr>
+          <w:rFonts w:ascii="Times New Roman" w:hAnsi="Times New Roman" w:cs="Times New Roman"/>
+          <w:sz w:val="18"/>
+          <w:szCs w:val="18"/>
+        </w:rPr>
+        <w:t xml:space="preserve"> 31:83–112. https://doi.org/10.19067/jgs.2025.31.1.83 (in Korean)</w:t>
+      </w:r>
+      <w:r>
+        <w:rPr>
+          <w:rFonts w:ascii="Times New Roman" w:hAnsi="Times New Roman" w:cs="Times New Roman" w:hint="eastAsia"/>
+          <w:sz w:val="18"/>
+          <w:szCs w:val="18"/>
+        </w:rPr>
+        <w:t xml:space="preserve">; </w:t>
+      </w:r>
+      <w:r>
+        <w:rPr>
+          <w:rFonts w:ascii="Times New Roman" w:hAnsi="Times New Roman" w:cs="Times New Roman"/>
+          <w:sz w:val="18"/>
+          <w:szCs w:val="18"/>
+        </w:rPr>
+        <w:t xml:space="preserve">Chang K (2025) Risk perception and media polarization in international environmental disputes: the Fukushima wastewater issue in South Korea. </w:t>
+      </w:r>
+      <w:r>
+        <w:rPr>
+          <w:rFonts w:ascii="Times New Roman" w:hAnsi="Times New Roman" w:cs="Times New Roman"/>
+          <w:i/>
+          <w:iCs/>
+          <w:sz w:val="18"/>
+          <w:szCs w:val="18"/>
+        </w:rPr>
+        <w:t>Sustainability</w:t>
+      </w:r>
+      <w:r>
+        <w:rPr>
+          <w:rFonts w:ascii="Times New Roman" w:hAnsi="Times New Roman" w:cs="Times New Roman"/>
+          <w:sz w:val="18"/>
+          <w:szCs w:val="18"/>
+        </w:rPr>
+        <w:t xml:space="preserve"> 17:3229. https://doi.org/10.3390/su17073229</w:t>
+      </w:r>
+    </w:p>
+  </w:footnote>
+</w:footnotes>
 </file>
 
 <file path=word/numbering.xml><?xml version="1.0" encoding="utf-8"?>
@@ -3687,6 +3744,40 @@
       <w:u w:val="single"/>
     </w:rPr>
   </w:style>
+  <w:style w:type="paragraph" w:styleId="ab">
+    <w:name w:val="footnote text"/>
+    <w:basedOn w:val="a"/>
+    <w:link w:val="Char3"/>
+    <w:uiPriority w:val="99"/>
+    <w:semiHidden/>
+    <w:unhideWhenUsed/>
+    <w:rsid w:val="000D3E74"/>
+    <w:pPr>
+      <w:snapToGrid w:val="0"/>
+    </w:pPr>
+  </w:style>
+  <w:style w:type="character" w:customStyle="1" w:styleId="Char3">
+    <w:name w:val="각주 텍스트 Char"/>
+    <w:basedOn w:val="a0"/>
+    <w:link w:val="ab"/>
+    <w:uiPriority w:val="99"/>
+    <w:semiHidden/>
+    <w:rsid w:val="000D3E74"/>
+    <w:rPr>
+      <w:rFonts w:asciiTheme="minorEastAsia"/>
+    </w:rPr>
+  </w:style>
+  <w:style w:type="character" w:styleId="ac">
+    <w:name w:val="footnote reference"/>
+    <w:basedOn w:val="a0"/>
+    <w:uiPriority w:val="99"/>
+    <w:semiHidden/>
+    <w:unhideWhenUsed/>
+    <w:rsid w:val="000D3E74"/>
+    <w:rPr>
+      <w:vertAlign w:val="superscript"/>
+    </w:rPr>
+  </w:style>
 </w:styles>
 </file>
 
